--- a/book/docx-por-capitulo/parte-c.docx
+++ b/book/docx-por-capitulo/parte-c.docx
@@ -24,16 +24,24 @@
     <w:p>
       <w:pPr>
         <w:pStyle w:val="Endure-FirstParagraphBodyText"/>
+        <w:spacing w:before="100" w:after="100"/>
       </w:pPr>
       <w:r>
+        <w:rPr>
+          <w:sz w:val="20"/>
+        </w:rPr>
         <w:t>Esta parte es la culminación del libro. Los dos proyectos Capstone no son ejercicios académicos: son sistemas de producción completos que integran simultáneamente los motores de inferencia, el stack agéntico, las herramientas de automatización, la visión artificial, la síntesis de voz y la infraestructura de despliegue que construyó a lo largo de las Partes A y B.</w:t>
       </w:r>
     </w:p>
     <w:p>
       <w:pPr>
         <w:pStyle w:val="Endure-ChapterBodyText"/>
+        <w:spacing w:before="100" w:after="100"/>
       </w:pPr>
       <w:r>
+        <w:rPr>
+          <w:sz w:val="20"/>
+        </w:rPr>
         <w:t>Un proyecto Capstone demuestra que el conocimiento es funcional cuando se combina. Aquí no hay andamiajes ni simplificaciones: trabaja con la misma arquitectura que una agencia de IA real, el mismo pipeline que un creador de contenido profesional.</w:t>
       </w:r>
     </w:p>
@@ -49,20 +57,38 @@
         <w:gridCol w:w="2717"/>
       </w:tblGrid>
       <w:tr>
+        <w:trPr>
+          <w:trHeight w:val="453" w:hRule="atLeast"/>
+          <w:tblHeader/>
+        </w:trPr>
         <w:tc>
           <w:tcPr>
             <w:tcW w:type="dxa" w:w="2717"/>
             <w:shd w:val="clear" w:color="auto" w:fill="1A5A6A"/>
+            <w:tcBorders>
+              <w:top w:val="single" w:sz="12" w:color="FFFFFF"/>
+              <w:left w:val="single" w:sz="12" w:color="FFFFFF"/>
+              <w:bottom w:val="single" w:sz="12" w:color="FFFFFF"/>
+              <w:right w:val="single" w:sz="12" w:color="FFFFFF"/>
+            </w:tcBorders>
+            <w:vAlign w:val="center"/>
+            <w:tcMar>
+              <w:top w:w="60" w:type="dxa"/>
+              <w:left w:w="120" w:type="dxa"/>
+              <w:bottom w:w="60" w:type="dxa"/>
+              <w:right w:w="80" w:type="dxa"/>
+            </w:tcMar>
           </w:tcPr>
           <w:p>
             <w:pPr>
+              <w:spacing w:before="0" w:after="0"/>
               <w:jc w:val="center"/>
             </w:pPr>
             <w:r>
               <w:rPr>
                 <w:b/>
                 <w:color w:val="FFFFFF"/>
-                <w:sz w:val="17"/>
+                <w:sz w:val="16"/>
               </w:rPr>
               <w:t>Proyecto</w:t>
             </w:r>
@@ -72,16 +98,30 @@
           <w:tcPr>
             <w:tcW w:type="dxa" w:w="2717"/>
             <w:shd w:val="clear" w:color="auto" w:fill="1A5A6A"/>
+            <w:tcBorders>
+              <w:top w:val="single" w:sz="12" w:color="FFFFFF"/>
+              <w:left w:val="single" w:sz="12" w:color="FFFFFF"/>
+              <w:bottom w:val="single" w:sz="12" w:color="FFFFFF"/>
+              <w:right w:val="single" w:sz="12" w:color="FFFFFF"/>
+            </w:tcBorders>
+            <w:vAlign w:val="center"/>
+            <w:tcMar>
+              <w:top w:w="60" w:type="dxa"/>
+              <w:left w:w="120" w:type="dxa"/>
+              <w:bottom w:w="60" w:type="dxa"/>
+              <w:right w:w="80" w:type="dxa"/>
+            </w:tcMar>
           </w:tcPr>
           <w:p>
             <w:pPr>
+              <w:spacing w:before="0" w:after="0"/>
               <w:jc w:val="center"/>
             </w:pPr>
             <w:r>
               <w:rPr>
                 <w:b/>
                 <w:color w:val="FFFFFF"/>
-                <w:sz w:val="17"/>
+                <w:sz w:val="16"/>
               </w:rPr>
               <w:t>Descripción</w:t>
             </w:r>
@@ -91,16 +131,30 @@
           <w:tcPr>
             <w:tcW w:type="dxa" w:w="2717"/>
             <w:shd w:val="clear" w:color="auto" w:fill="1A5A6A"/>
+            <w:tcBorders>
+              <w:top w:val="single" w:sz="12" w:color="FFFFFF"/>
+              <w:left w:val="single" w:sz="12" w:color="FFFFFF"/>
+              <w:bottom w:val="single" w:sz="12" w:color="FFFFFF"/>
+              <w:right w:val="single" w:sz="12" w:color="FFFFFF"/>
+            </w:tcBorders>
+            <w:vAlign w:val="center"/>
+            <w:tcMar>
+              <w:top w:w="60" w:type="dxa"/>
+              <w:left w:w="120" w:type="dxa"/>
+              <w:bottom w:w="60" w:type="dxa"/>
+              <w:right w:w="80" w:type="dxa"/>
+            </w:tcMar>
           </w:tcPr>
           <w:p>
             <w:pPr>
+              <w:spacing w:before="0" w:after="0"/>
               <w:jc w:val="center"/>
             </w:pPr>
             <w:r>
               <w:rPr>
                 <w:b/>
                 <w:color w:val="FFFFFF"/>
-                <w:sz w:val="17"/>
+                <w:sz w:val="16"/>
               </w:rPr>
               <w:t>Tecnologías integradas</w:t>
             </w:r>
@@ -108,15 +162,35 @@
         </w:tc>
       </w:tr>
       <w:tr>
+        <w:trPr>
+          <w:trHeight w:val="283" w:hRule="atLeast"/>
+        </w:trPr>
         <w:tc>
           <w:tcPr>
             <w:tcW w:type="dxa" w:w="2717"/>
-            <w:shd w:val="clear" w:color="auto" w:fill="F8F8F8"/>
+            <w:shd w:val="clear" w:color="auto" w:fill="EAEAEA"/>
+            <w:tcBorders>
+              <w:top w:val="single" w:sz="12" w:color="FFFFFF"/>
+              <w:left w:val="single" w:sz="12" w:color="FFFFFF"/>
+              <w:bottom w:val="single" w:sz="12" w:color="FFFFFF"/>
+              <w:right w:val="single" w:sz="12" w:color="FFFFFF"/>
+            </w:tcBorders>
+            <w:vAlign w:val="center"/>
+            <w:tcMar>
+              <w:top w:w="40" w:type="dxa"/>
+              <w:left w:w="120" w:type="dxa"/>
+              <w:bottom w:w="40" w:type="dxa"/>
+              <w:right w:w="80" w:type="dxa"/>
+            </w:tcMar>
           </w:tcPr>
           <w:p>
+            <w:pPr>
+              <w:spacing w:before="0" w:after="0"/>
+              <w:jc w:val="center"/>
+            </w:pPr>
             <w:r>
               <w:rPr>
-                <w:sz w:val="17"/>
+                <w:sz w:val="16"/>
               </w:rPr>
               <w:t>Capstone 01</w:t>
             </w:r>
@@ -125,12 +199,29 @@
         <w:tc>
           <w:tcPr>
             <w:tcW w:type="dxa" w:w="2717"/>
-            <w:shd w:val="clear" w:color="auto" w:fill="F8F8F8"/>
+            <w:shd w:val="clear" w:color="auto" w:fill="EAEAEA"/>
+            <w:tcBorders>
+              <w:top w:val="single" w:sz="12" w:color="FFFFFF"/>
+              <w:left w:val="single" w:sz="12" w:color="FFFFFF"/>
+              <w:bottom w:val="single" w:sz="12" w:color="FFFFFF"/>
+              <w:right w:val="single" w:sz="12" w:color="FFFFFF"/>
+            </w:tcBorders>
+            <w:vAlign w:val="center"/>
+            <w:tcMar>
+              <w:top w:w="40" w:type="dxa"/>
+              <w:left w:w="120" w:type="dxa"/>
+              <w:bottom w:w="40" w:type="dxa"/>
+              <w:right w:w="80" w:type="dxa"/>
+            </w:tcMar>
           </w:tcPr>
           <w:p>
+            <w:pPr>
+              <w:spacing w:before="0" w:after="0"/>
+              <w:jc w:val="center"/>
+            </w:pPr>
             <w:r>
               <w:rPr>
-                <w:sz w:val="17"/>
+                <w:sz w:val="16"/>
               </w:rPr>
               <w:t>Agencia de IA con Presencia Web</w:t>
             </w:r>
@@ -139,12 +230,29 @@
         <w:tc>
           <w:tcPr>
             <w:tcW w:type="dxa" w:w="2717"/>
-            <w:shd w:val="clear" w:color="auto" w:fill="F8F8F8"/>
+            <w:shd w:val="clear" w:color="auto" w:fill="EAEAEA"/>
+            <w:tcBorders>
+              <w:top w:val="single" w:sz="12" w:color="FFFFFF"/>
+              <w:left w:val="single" w:sz="12" w:color="FFFFFF"/>
+              <w:bottom w:val="single" w:sz="12" w:color="FFFFFF"/>
+              <w:right w:val="single" w:sz="12" w:color="FFFFFF"/>
+            </w:tcBorders>
+            <w:vAlign w:val="center"/>
+            <w:tcMar>
+              <w:top w:w="40" w:type="dxa"/>
+              <w:left w:w="120" w:type="dxa"/>
+              <w:bottom w:w="40" w:type="dxa"/>
+              <w:right w:w="80" w:type="dxa"/>
+            </w:tcMar>
           </w:tcPr>
           <w:p>
+            <w:pPr>
+              <w:spacing w:before="0" w:after="0"/>
+              <w:jc w:val="both"/>
+            </w:pPr>
             <w:r>
               <w:rPr>
-                <w:sz w:val="17"/>
+                <w:sz w:val="16"/>
               </w:rPr>
               <w:t>OpenClaw + NemoClaw + Open WebUI + Cloudflare Tunnel + JWT + SSL + monitoreo</w:t>
             </w:r>
@@ -152,15 +260,35 @@
         </w:tc>
       </w:tr>
       <w:tr>
+        <w:trPr>
+          <w:trHeight w:val="283" w:hRule="atLeast"/>
+        </w:trPr>
         <w:tc>
           <w:tcPr>
             <w:tcW w:type="dxa" w:w="2717"/>
-            <w:shd w:val="clear" w:color="auto" w:fill="FFFFFF"/>
+            <w:shd w:val="clear" w:color="auto" w:fill="EAEAEA"/>
+            <w:tcBorders>
+              <w:top w:val="single" w:sz="12" w:color="FFFFFF"/>
+              <w:left w:val="single" w:sz="12" w:color="FFFFFF"/>
+              <w:bottom w:val="single" w:sz="12" w:color="FFFFFF"/>
+              <w:right w:val="single" w:sz="12" w:color="FFFFFF"/>
+            </w:tcBorders>
+            <w:vAlign w:val="center"/>
+            <w:tcMar>
+              <w:top w:w="40" w:type="dxa"/>
+              <w:left w:w="120" w:type="dxa"/>
+              <w:bottom w:w="40" w:type="dxa"/>
+              <w:right w:w="80" w:type="dxa"/>
+            </w:tcMar>
           </w:tcPr>
           <w:p>
+            <w:pPr>
+              <w:spacing w:before="0" w:after="0"/>
+              <w:jc w:val="center"/>
+            </w:pPr>
             <w:r>
               <w:rPr>
-                <w:sz w:val="17"/>
+                <w:sz w:val="16"/>
               </w:rPr>
               <w:t>Capstone 02</w:t>
             </w:r>
@@ -169,12 +297,29 @@
         <w:tc>
           <w:tcPr>
             <w:tcW w:type="dxa" w:w="2717"/>
-            <w:shd w:val="clear" w:color="auto" w:fill="FFFFFF"/>
+            <w:shd w:val="clear" w:color="auto" w:fill="EAEAEA"/>
+            <w:tcBorders>
+              <w:top w:val="single" w:sz="12" w:color="FFFFFF"/>
+              <w:left w:val="single" w:sz="12" w:color="FFFFFF"/>
+              <w:bottom w:val="single" w:sz="12" w:color="FFFFFF"/>
+              <w:right w:val="single" w:sz="12" w:color="FFFFFF"/>
+            </w:tcBorders>
+            <w:vAlign w:val="center"/>
+            <w:tcMar>
+              <w:top w:w="40" w:type="dxa"/>
+              <w:left w:w="120" w:type="dxa"/>
+              <w:bottom w:w="40" w:type="dxa"/>
+              <w:right w:w="80" w:type="dxa"/>
+            </w:tcMar>
           </w:tcPr>
           <w:p>
+            <w:pPr>
+              <w:spacing w:before="0" w:after="0"/>
+              <w:jc w:val="both"/>
+            </w:pPr>
             <w:r>
               <w:rPr>
-                <w:sz w:val="17"/>
+                <w:sz w:val="16"/>
               </w:rPr>
               <w:t>Automatización de YouTube Shorts y TikTok</w:t>
             </w:r>
@@ -183,12 +328,29 @@
         <w:tc>
           <w:tcPr>
             <w:tcW w:type="dxa" w:w="2717"/>
-            <w:shd w:val="clear" w:color="auto" w:fill="FFFFFF"/>
+            <w:shd w:val="clear" w:color="auto" w:fill="EAEAEA"/>
+            <w:tcBorders>
+              <w:top w:val="single" w:sz="12" w:color="FFFFFF"/>
+              <w:left w:val="single" w:sz="12" w:color="FFFFFF"/>
+              <w:bottom w:val="single" w:sz="12" w:color="FFFFFF"/>
+              <w:right w:val="single" w:sz="12" w:color="FFFFFF"/>
+            </w:tcBorders>
+            <w:vAlign w:val="center"/>
+            <w:tcMar>
+              <w:top w:w="40" w:type="dxa"/>
+              <w:left w:w="120" w:type="dxa"/>
+              <w:bottom w:w="40" w:type="dxa"/>
+              <w:right w:w="80" w:type="dxa"/>
+            </w:tcMar>
           </w:tcPr>
           <w:p>
+            <w:pPr>
+              <w:spacing w:before="0" w:after="0"/>
+              <w:jc w:val="both"/>
+            </w:pPr>
             <w:r>
               <w:rPr>
-                <w:sz w:val="17"/>
+                <w:sz w:val="16"/>
               </w:rPr>
               <w:t>LLM + TTS + SD WebUI + AnimateDiff + ffmpeg + pipeline editorial completo</w:t>
             </w:r>
@@ -213,18 +375,24 @@
     <w:p>
       <w:pPr>
         <w:pStyle w:val="Endure-FirstParagraphBodyText"/>
+        <w:spacing w:before="100" w:after="100"/>
       </w:pPr>
       <w:r>
+        <w:rPr>
+          <w:sz w:val="20"/>
+        </w:rPr>
         <w:t>Los proyectos Capstone asumen que los siguientes servicios están instalados y verificados:</w:t>
       </w:r>
     </w:p>
     <w:p>
       <w:pPr>
         <w:pStyle w:val="Endure-ChapterBodyText"/>
+        <w:spacing w:before="100" w:after="100"/>
       </w:pPr>
       <w:r>
         <w:rPr>
           <w:b/>
+          <w:sz w:val="20"/>
         </w:rPr>
         <w:t>Para Capstone 01:</w:t>
       </w:r>
@@ -232,80 +400,95 @@
     <w:p>
       <w:pPr>
         <w:pStyle w:val="Endure-ChapterBodyText"/>
-        <w:spacing w:before="20" w:after="20"/>
+        <w:spacing w:before="40" w:after="40"/>
         <w:ind w:left="360" w:hanging="216"/>
       </w:pPr>
       <w:r>
         <w:rPr>
-          <w:sz w:val="18"/>
+          <w:sz w:val="20"/>
         </w:rPr>
         <w:t xml:space="preserve">• </w:t>
       </w:r>
       <w:r>
+        <w:rPr>
+          <w:sz w:val="20"/>
+        </w:rPr>
         <w:t>OpenClaw y NemoClaw (Cap. 11A y 11B)</w:t>
       </w:r>
     </w:p>
     <w:p>
       <w:pPr>
         <w:pStyle w:val="Endure-ChapterBodyText"/>
-        <w:spacing w:before="20" w:after="20"/>
+        <w:spacing w:before="40" w:after="40"/>
         <w:ind w:left="360" w:hanging="216"/>
       </w:pPr>
       <w:r>
         <w:rPr>
-          <w:sz w:val="18"/>
+          <w:sz w:val="20"/>
         </w:rPr>
         <w:t xml:space="preserve">• </w:t>
       </w:r>
       <w:r>
+        <w:rPr>
+          <w:sz w:val="20"/>
+        </w:rPr>
         <w:t>Open WebUI (Cap. 11C)</w:t>
       </w:r>
     </w:p>
     <w:p>
       <w:pPr>
         <w:pStyle w:val="Endure-ChapterBodyText"/>
-        <w:spacing w:before="20" w:after="20"/>
+        <w:spacing w:before="40" w:after="40"/>
         <w:ind w:left="360" w:hanging="216"/>
       </w:pPr>
       <w:r>
         <w:rPr>
-          <w:sz w:val="18"/>
+          <w:sz w:val="20"/>
         </w:rPr>
         <w:t xml:space="preserve">• </w:t>
       </w:r>
       <w:r>
+        <w:rPr>
+          <w:sz w:val="20"/>
+        </w:rPr>
         <w:t>N8N operativo (Cap. 15)</w:t>
       </w:r>
     </w:p>
     <w:p>
       <w:pPr>
         <w:pStyle w:val="Endure-ChapterBodyText"/>
-        <w:spacing w:before="20" w:after="20"/>
+        <w:spacing w:before="40" w:after="40"/>
         <w:ind w:left="360" w:hanging="216"/>
       </w:pPr>
       <w:r>
         <w:rPr>
-          <w:sz w:val="18"/>
+          <w:sz w:val="20"/>
         </w:rPr>
         <w:t xml:space="preserve">• </w:t>
       </w:r>
       <w:r>
+        <w:rPr>
+          <w:sz w:val="20"/>
+        </w:rPr>
         <w:t>Microservicios y Cloudflare Tunnel configurados (Cap. 28)</w:t>
       </w:r>
     </w:p>
     <w:p>
       <w:pPr>
         <w:pStyle w:val="Endure-ChapterBodyText"/>
-        <w:spacing w:before="20" w:after="20"/>
+        <w:spacing w:before="40" w:after="40"/>
         <w:ind w:left="360" w:hanging="216"/>
       </w:pPr>
       <w:r>
         <w:rPr>
-          <w:sz w:val="18"/>
+          <w:sz w:val="20"/>
         </w:rPr>
         <w:t xml:space="preserve">• </w:t>
       </w:r>
       <w:r>
+        <w:rPr>
+          <w:sz w:val="20"/>
+        </w:rPr>
         <w:t>Al menos un motor de inferencia corriendo (Ollama o vLLM)</w:t>
       </w:r>
     </w:p>
@@ -317,10 +500,12 @@
     <w:p>
       <w:pPr>
         <w:pStyle w:val="Endure-ChapterBodyText"/>
+        <w:spacing w:before="100" w:after="100"/>
       </w:pPr>
       <w:r>
         <w:rPr>
           <w:b/>
+          <w:sz w:val="20"/>
         </w:rPr>
         <w:t>Para Capstone 02:</w:t>
       </w:r>
@@ -328,74 +513,89 @@
     <w:p>
       <w:pPr>
         <w:pStyle w:val="Endure-ChapterBodyText"/>
-        <w:spacing w:before="20" w:after="20"/>
+        <w:spacing w:before="40" w:after="40"/>
         <w:ind w:left="360" w:hanging="216"/>
       </w:pPr>
       <w:r>
         <w:rPr>
-          <w:sz w:val="18"/>
+          <w:sz w:val="20"/>
         </w:rPr>
         <w:t xml:space="preserve">• </w:t>
       </w:r>
       <w:r>
+        <w:rPr>
+          <w:sz w:val="20"/>
+        </w:rPr>
         <w:t>Ollama o llama.cpp con un modelo de 7B disponible (Cap. 10)</w:t>
       </w:r>
     </w:p>
     <w:p>
       <w:pPr>
         <w:pStyle w:val="Endure-ChapterBodyText"/>
-        <w:spacing w:before="20" w:after="20"/>
+        <w:spacing w:before="40" w:after="40"/>
         <w:ind w:left="360" w:hanging="216"/>
       </w:pPr>
       <w:r>
         <w:rPr>
-          <w:sz w:val="18"/>
+          <w:sz w:val="20"/>
         </w:rPr>
         <w:t xml:space="preserve">• </w:t>
       </w:r>
       <w:r>
+        <w:rPr>
+          <w:sz w:val="20"/>
+        </w:rPr>
         <w:t>TTS configurado (Cap. 13)</w:t>
       </w:r>
     </w:p>
     <w:p>
       <w:pPr>
         <w:pStyle w:val="Endure-ChapterBodyText"/>
-        <w:spacing w:before="20" w:after="20"/>
+        <w:spacing w:before="40" w:after="40"/>
         <w:ind w:left="360" w:hanging="216"/>
       </w:pPr>
       <w:r>
         <w:rPr>
-          <w:sz w:val="18"/>
+          <w:sz w:val="20"/>
         </w:rPr>
         <w:t xml:space="preserve">• </w:t>
       </w:r>
       <w:r>
+        <w:rPr>
+          <w:sz w:val="20"/>
+        </w:rPr>
         <w:t>SD WebUI o ComfyUI instalados (Cap. 14)</w:t>
       </w:r>
     </w:p>
     <w:p>
       <w:pPr>
         <w:pStyle w:val="Endure-ChapterBodyText"/>
-        <w:spacing w:before="20" w:after="20"/>
+        <w:spacing w:before="40" w:after="40"/>
         <w:ind w:left="360" w:hanging="216"/>
       </w:pPr>
       <w:r>
         <w:rPr>
-          <w:sz w:val="18"/>
+          <w:sz w:val="20"/>
         </w:rPr>
         <w:t xml:space="preserve">• </w:t>
       </w:r>
       <w:r>
+        <w:rPr>
+          <w:sz w:val="20"/>
+        </w:rPr>
         <w:t>ffmpeg disponible (</w:t>
       </w:r>
       <w:r>
         <w:rPr>
           <w:rFonts w:ascii="Courier New" w:hAnsi="Courier New"/>
-          <w:sz w:val="17"/>
+          <w:sz w:val="16"/>
         </w:rPr>
         <w:t>sudo apt install -y ffmpeg</w:t>
       </w:r>
       <w:r>
+        <w:rPr>
+          <w:sz w:val="20"/>
+        </w:rPr>
         <w:t>)</w:t>
       </w:r>
     </w:p>
@@ -416,8 +616,12 @@
     <w:p>
       <w:pPr>
         <w:pStyle w:val="Endure-FirstParagraphBodyText"/>
+        <w:spacing w:before="100" w:after="100"/>
       </w:pPr>
       <w:r>
+        <w:rPr>
+          <w:sz w:val="20"/>
+        </w:rPr>
         <w:t>Con 64 GB de memoria unificada, el Jetson AGX Orin puede ejecutar stacks complejos, pero cada recurso ocupa espacio. La siguiente tabla muestra los umbrales de referencia:</w:t>
       </w:r>
     </w:p>
@@ -432,20 +636,38 @@
         <w:gridCol w:w="4076"/>
       </w:tblGrid>
       <w:tr>
+        <w:trPr>
+          <w:trHeight w:val="453" w:hRule="atLeast"/>
+          <w:tblHeader/>
+        </w:trPr>
         <w:tc>
           <w:tcPr>
             <w:tcW w:type="dxa" w:w="4076"/>
             <w:shd w:val="clear" w:color="auto" w:fill="1A5A6A"/>
+            <w:tcBorders>
+              <w:top w:val="single" w:sz="12" w:color="FFFFFF"/>
+              <w:left w:val="single" w:sz="12" w:color="FFFFFF"/>
+              <w:bottom w:val="single" w:sz="12" w:color="FFFFFF"/>
+              <w:right w:val="single" w:sz="12" w:color="FFFFFF"/>
+            </w:tcBorders>
+            <w:vAlign w:val="center"/>
+            <w:tcMar>
+              <w:top w:w="60" w:type="dxa"/>
+              <w:left w:w="120" w:type="dxa"/>
+              <w:bottom w:w="60" w:type="dxa"/>
+              <w:right w:w="80" w:type="dxa"/>
+            </w:tcMar>
           </w:tcPr>
           <w:p>
             <w:pPr>
+              <w:spacing w:before="0" w:after="0"/>
               <w:jc w:val="center"/>
             </w:pPr>
             <w:r>
               <w:rPr>
                 <w:b/>
                 <w:color w:val="FFFFFF"/>
-                <w:sz w:val="17"/>
+                <w:sz w:val="16"/>
               </w:rPr>
               <w:t>Estado del sistema</w:t>
             </w:r>
@@ -455,16 +677,30 @@
           <w:tcPr>
             <w:tcW w:type="dxa" w:w="4076"/>
             <w:shd w:val="clear" w:color="auto" w:fill="1A5A6A"/>
+            <w:tcBorders>
+              <w:top w:val="single" w:sz="12" w:color="FFFFFF"/>
+              <w:left w:val="single" w:sz="12" w:color="FFFFFF"/>
+              <w:bottom w:val="single" w:sz="12" w:color="FFFFFF"/>
+              <w:right w:val="single" w:sz="12" w:color="FFFFFF"/>
+            </w:tcBorders>
+            <w:vAlign w:val="center"/>
+            <w:tcMar>
+              <w:top w:w="60" w:type="dxa"/>
+              <w:left w:w="120" w:type="dxa"/>
+              <w:bottom w:w="60" w:type="dxa"/>
+              <w:right w:w="80" w:type="dxa"/>
+            </w:tcMar>
           </w:tcPr>
           <w:p>
             <w:pPr>
+              <w:spacing w:before="0" w:after="0"/>
               <w:jc w:val="center"/>
             </w:pPr>
             <w:r>
               <w:rPr>
                 <w:b/>
                 <w:color w:val="FFFFFF"/>
-                <w:sz w:val="17"/>
+                <w:sz w:val="16"/>
               </w:rPr>
               <w:t>Uso estimado de RAM unificada</w:t>
             </w:r>
@@ -472,15 +708,35 @@
         </w:tc>
       </w:tr>
       <w:tr>
+        <w:trPr>
+          <w:trHeight w:val="283" w:hRule="atLeast"/>
+        </w:trPr>
         <w:tc>
           <w:tcPr>
             <w:tcW w:type="dxa" w:w="4076"/>
-            <w:shd w:val="clear" w:color="auto" w:fill="F8F8F8"/>
+            <w:shd w:val="clear" w:color="auto" w:fill="EAEAEA"/>
+            <w:tcBorders>
+              <w:top w:val="single" w:sz="12" w:color="FFFFFF"/>
+              <w:left w:val="single" w:sz="12" w:color="FFFFFF"/>
+              <w:bottom w:val="single" w:sz="12" w:color="FFFFFF"/>
+              <w:right w:val="single" w:sz="12" w:color="FFFFFF"/>
+            </w:tcBorders>
+            <w:vAlign w:val="center"/>
+            <w:tcMar>
+              <w:top w:w="40" w:type="dxa"/>
+              <w:left w:w="120" w:type="dxa"/>
+              <w:bottom w:w="40" w:type="dxa"/>
+              <w:right w:w="80" w:type="dxa"/>
+            </w:tcMar>
           </w:tcPr>
           <w:p>
+            <w:pPr>
+              <w:spacing w:before="0" w:after="0"/>
+              <w:jc w:val="center"/>
+            </w:pPr>
             <w:r>
               <w:rPr>
-                <w:sz w:val="17"/>
+                <w:sz w:val="16"/>
               </w:rPr>
               <w:t>Sistema operativo (reposo)</w:t>
             </w:r>
@@ -489,12 +745,29 @@
         <w:tc>
           <w:tcPr>
             <w:tcW w:type="dxa" w:w="4076"/>
-            <w:shd w:val="clear" w:color="auto" w:fill="F8F8F8"/>
+            <w:shd w:val="clear" w:color="auto" w:fill="EAEAEA"/>
+            <w:tcBorders>
+              <w:top w:val="single" w:sz="12" w:color="FFFFFF"/>
+              <w:left w:val="single" w:sz="12" w:color="FFFFFF"/>
+              <w:bottom w:val="single" w:sz="12" w:color="FFFFFF"/>
+              <w:right w:val="single" w:sz="12" w:color="FFFFFF"/>
+            </w:tcBorders>
+            <w:vAlign w:val="center"/>
+            <w:tcMar>
+              <w:top w:w="40" w:type="dxa"/>
+              <w:left w:w="120" w:type="dxa"/>
+              <w:bottom w:w="40" w:type="dxa"/>
+              <w:right w:w="80" w:type="dxa"/>
+            </w:tcMar>
           </w:tcPr>
           <w:p>
+            <w:pPr>
+              <w:spacing w:before="0" w:after="0"/>
+              <w:jc w:val="center"/>
+            </w:pPr>
             <w:r>
               <w:rPr>
-                <w:sz w:val="17"/>
+                <w:sz w:val="16"/>
               </w:rPr>
               <w:t>~12 GB</w:t>
             </w:r>
@@ -502,15 +775,35 @@
         </w:tc>
       </w:tr>
       <w:tr>
+        <w:trPr>
+          <w:trHeight w:val="283" w:hRule="atLeast"/>
+        </w:trPr>
         <w:tc>
           <w:tcPr>
             <w:tcW w:type="dxa" w:w="4076"/>
-            <w:shd w:val="clear" w:color="auto" w:fill="FFFFFF"/>
+            <w:shd w:val="clear" w:color="auto" w:fill="EAEAEA"/>
+            <w:tcBorders>
+              <w:top w:val="single" w:sz="12" w:color="FFFFFF"/>
+              <w:left w:val="single" w:sz="12" w:color="FFFFFF"/>
+              <w:bottom w:val="single" w:sz="12" w:color="FFFFFF"/>
+              <w:right w:val="single" w:sz="12" w:color="FFFFFF"/>
+            </w:tcBorders>
+            <w:vAlign w:val="center"/>
+            <w:tcMar>
+              <w:top w:w="40" w:type="dxa"/>
+              <w:left w:w="120" w:type="dxa"/>
+              <w:bottom w:w="40" w:type="dxa"/>
+              <w:right w:w="80" w:type="dxa"/>
+            </w:tcMar>
           </w:tcPr>
           <w:p>
+            <w:pPr>
+              <w:spacing w:before="0" w:after="0"/>
+              <w:jc w:val="center"/>
+            </w:pPr>
             <w:r>
               <w:rPr>
-                <w:sz w:val="17"/>
+                <w:sz w:val="16"/>
               </w:rPr>
               <w:t>Ollama con modelo 7B cargado</w:t>
             </w:r>
@@ -519,12 +812,29 @@
         <w:tc>
           <w:tcPr>
             <w:tcW w:type="dxa" w:w="4076"/>
-            <w:shd w:val="clear" w:color="auto" w:fill="FFFFFF"/>
+            <w:shd w:val="clear" w:color="auto" w:fill="EAEAEA"/>
+            <w:tcBorders>
+              <w:top w:val="single" w:sz="12" w:color="FFFFFF"/>
+              <w:left w:val="single" w:sz="12" w:color="FFFFFF"/>
+              <w:bottom w:val="single" w:sz="12" w:color="FFFFFF"/>
+              <w:right w:val="single" w:sz="12" w:color="FFFFFF"/>
+            </w:tcBorders>
+            <w:vAlign w:val="center"/>
+            <w:tcMar>
+              <w:top w:w="40" w:type="dxa"/>
+              <w:left w:w="120" w:type="dxa"/>
+              <w:bottom w:w="40" w:type="dxa"/>
+              <w:right w:w="80" w:type="dxa"/>
+            </w:tcMar>
           </w:tcPr>
           <w:p>
+            <w:pPr>
+              <w:spacing w:before="0" w:after="0"/>
+              <w:jc w:val="center"/>
+            </w:pPr>
             <w:r>
               <w:rPr>
-                <w:sz w:val="17"/>
+                <w:sz w:val="16"/>
               </w:rPr>
               <w:t>~18 GB</w:t>
             </w:r>
@@ -532,15 +842,35 @@
         </w:tc>
       </w:tr>
       <w:tr>
+        <w:trPr>
+          <w:trHeight w:val="283" w:hRule="atLeast"/>
+        </w:trPr>
         <w:tc>
           <w:tcPr>
             <w:tcW w:type="dxa" w:w="4076"/>
-            <w:shd w:val="clear" w:color="auto" w:fill="F8F8F8"/>
+            <w:shd w:val="clear" w:color="auto" w:fill="EAEAEA"/>
+            <w:tcBorders>
+              <w:top w:val="single" w:sz="12" w:color="FFFFFF"/>
+              <w:left w:val="single" w:sz="12" w:color="FFFFFF"/>
+              <w:bottom w:val="single" w:sz="12" w:color="FFFFFF"/>
+              <w:right w:val="single" w:sz="12" w:color="FFFFFF"/>
+            </w:tcBorders>
+            <w:vAlign w:val="center"/>
+            <w:tcMar>
+              <w:top w:w="40" w:type="dxa"/>
+              <w:left w:w="120" w:type="dxa"/>
+              <w:bottom w:w="40" w:type="dxa"/>
+              <w:right w:w="80" w:type="dxa"/>
+            </w:tcMar>
           </w:tcPr>
           <w:p>
+            <w:pPr>
+              <w:spacing w:before="0" w:after="0"/>
+              <w:jc w:val="center"/>
+            </w:pPr>
             <w:r>
               <w:rPr>
-                <w:sz w:val="17"/>
+                <w:sz w:val="16"/>
               </w:rPr>
               <w:t>vLLM con modelo 13B</w:t>
             </w:r>
@@ -549,12 +879,29 @@
         <w:tc>
           <w:tcPr>
             <w:tcW w:type="dxa" w:w="4076"/>
-            <w:shd w:val="clear" w:color="auto" w:fill="F8F8F8"/>
+            <w:shd w:val="clear" w:color="auto" w:fill="EAEAEA"/>
+            <w:tcBorders>
+              <w:top w:val="single" w:sz="12" w:color="FFFFFF"/>
+              <w:left w:val="single" w:sz="12" w:color="FFFFFF"/>
+              <w:bottom w:val="single" w:sz="12" w:color="FFFFFF"/>
+              <w:right w:val="single" w:sz="12" w:color="FFFFFF"/>
+            </w:tcBorders>
+            <w:vAlign w:val="center"/>
+            <w:tcMar>
+              <w:top w:w="40" w:type="dxa"/>
+              <w:left w:w="120" w:type="dxa"/>
+              <w:bottom w:w="40" w:type="dxa"/>
+              <w:right w:w="80" w:type="dxa"/>
+            </w:tcMar>
           </w:tcPr>
           <w:p>
+            <w:pPr>
+              <w:spacing w:before="0" w:after="0"/>
+              <w:jc w:val="center"/>
+            </w:pPr>
             <w:r>
               <w:rPr>
-                <w:sz w:val="17"/>
+                <w:sz w:val="16"/>
               </w:rPr>
               <w:t>~28 GB</w:t>
             </w:r>
@@ -562,15 +909,35 @@
         </w:tc>
       </w:tr>
       <w:tr>
+        <w:trPr>
+          <w:trHeight w:val="283" w:hRule="atLeast"/>
+        </w:trPr>
         <w:tc>
           <w:tcPr>
             <w:tcW w:type="dxa" w:w="4076"/>
-            <w:shd w:val="clear" w:color="auto" w:fill="FFFFFF"/>
+            <w:shd w:val="clear" w:color="auto" w:fill="EAEAEA"/>
+            <w:tcBorders>
+              <w:top w:val="single" w:sz="12" w:color="FFFFFF"/>
+              <w:left w:val="single" w:sz="12" w:color="FFFFFF"/>
+              <w:bottom w:val="single" w:sz="12" w:color="FFFFFF"/>
+              <w:right w:val="single" w:sz="12" w:color="FFFFFF"/>
+            </w:tcBorders>
+            <w:vAlign w:val="center"/>
+            <w:tcMar>
+              <w:top w:w="40" w:type="dxa"/>
+              <w:left w:w="120" w:type="dxa"/>
+              <w:bottom w:w="40" w:type="dxa"/>
+              <w:right w:w="80" w:type="dxa"/>
+            </w:tcMar>
           </w:tcPr>
           <w:p>
+            <w:pPr>
+              <w:spacing w:before="0" w:after="0"/>
+              <w:jc w:val="center"/>
+            </w:pPr>
             <w:r>
               <w:rPr>
-                <w:sz w:val="17"/>
+                <w:sz w:val="16"/>
               </w:rPr>
               <w:t>SD WebUI con SDXL</w:t>
             </w:r>
@@ -579,12 +946,29 @@
         <w:tc>
           <w:tcPr>
             <w:tcW w:type="dxa" w:w="4076"/>
-            <w:shd w:val="clear" w:color="auto" w:fill="FFFFFF"/>
+            <w:shd w:val="clear" w:color="auto" w:fill="EAEAEA"/>
+            <w:tcBorders>
+              <w:top w:val="single" w:sz="12" w:color="FFFFFF"/>
+              <w:left w:val="single" w:sz="12" w:color="FFFFFF"/>
+              <w:bottom w:val="single" w:sz="12" w:color="FFFFFF"/>
+              <w:right w:val="single" w:sz="12" w:color="FFFFFF"/>
+            </w:tcBorders>
+            <w:vAlign w:val="center"/>
+            <w:tcMar>
+              <w:top w:w="40" w:type="dxa"/>
+              <w:left w:w="120" w:type="dxa"/>
+              <w:bottom w:w="40" w:type="dxa"/>
+              <w:right w:w="80" w:type="dxa"/>
+            </w:tcMar>
           </w:tcPr>
           <w:p>
+            <w:pPr>
+              <w:spacing w:before="0" w:after="0"/>
+              <w:jc w:val="center"/>
+            </w:pPr>
             <w:r>
               <w:rPr>
-                <w:sz w:val="17"/>
+                <w:sz w:val="16"/>
               </w:rPr>
               <w:t>~10–14 GB adicionales</w:t>
             </w:r>
@@ -592,15 +976,35 @@
         </w:tc>
       </w:tr>
       <w:tr>
+        <w:trPr>
+          <w:trHeight w:val="283" w:hRule="atLeast"/>
+        </w:trPr>
         <w:tc>
           <w:tcPr>
             <w:tcW w:type="dxa" w:w="4076"/>
-            <w:shd w:val="clear" w:color="auto" w:fill="F8F8F8"/>
+            <w:shd w:val="clear" w:color="auto" w:fill="EAEAEA"/>
+            <w:tcBorders>
+              <w:top w:val="single" w:sz="12" w:color="FFFFFF"/>
+              <w:left w:val="single" w:sz="12" w:color="FFFFFF"/>
+              <w:bottom w:val="single" w:sz="12" w:color="FFFFFF"/>
+              <w:right w:val="single" w:sz="12" w:color="FFFFFF"/>
+            </w:tcBorders>
+            <w:vAlign w:val="center"/>
+            <w:tcMar>
+              <w:top w:w="40" w:type="dxa"/>
+              <w:left w:w="120" w:type="dxa"/>
+              <w:bottom w:w="40" w:type="dxa"/>
+              <w:right w:w="80" w:type="dxa"/>
+            </w:tcMar>
           </w:tcPr>
           <w:p>
+            <w:pPr>
+              <w:spacing w:before="0" w:after="0"/>
+              <w:jc w:val="center"/>
+            </w:pPr>
             <w:r>
               <w:rPr>
-                <w:sz w:val="17"/>
+                <w:sz w:val="16"/>
               </w:rPr>
               <w:t>Pipeline Capstone 01 completo</w:t>
             </w:r>
@@ -609,12 +1013,29 @@
         <w:tc>
           <w:tcPr>
             <w:tcW w:type="dxa" w:w="4076"/>
-            <w:shd w:val="clear" w:color="auto" w:fill="F8F8F8"/>
+            <w:shd w:val="clear" w:color="auto" w:fill="EAEAEA"/>
+            <w:tcBorders>
+              <w:top w:val="single" w:sz="12" w:color="FFFFFF"/>
+              <w:left w:val="single" w:sz="12" w:color="FFFFFF"/>
+              <w:bottom w:val="single" w:sz="12" w:color="FFFFFF"/>
+              <w:right w:val="single" w:sz="12" w:color="FFFFFF"/>
+            </w:tcBorders>
+            <w:vAlign w:val="center"/>
+            <w:tcMar>
+              <w:top w:w="40" w:type="dxa"/>
+              <w:left w:w="120" w:type="dxa"/>
+              <w:bottom w:w="40" w:type="dxa"/>
+              <w:right w:w="80" w:type="dxa"/>
+            </w:tcMar>
           </w:tcPr>
           <w:p>
+            <w:pPr>
+              <w:spacing w:before="0" w:after="0"/>
+              <w:jc w:val="center"/>
+            </w:pPr>
             <w:r>
               <w:rPr>
-                <w:sz w:val="17"/>
+                <w:sz w:val="16"/>
               </w:rPr>
               <w:t>~42–46 GB</w:t>
             </w:r>
@@ -622,15 +1043,35 @@
         </w:tc>
       </w:tr>
       <w:tr>
+        <w:trPr>
+          <w:trHeight w:val="283" w:hRule="atLeast"/>
+        </w:trPr>
         <w:tc>
           <w:tcPr>
             <w:tcW w:type="dxa" w:w="4076"/>
-            <w:shd w:val="clear" w:color="auto" w:fill="FFFFFF"/>
+            <w:shd w:val="clear" w:color="auto" w:fill="EAEAEA"/>
+            <w:tcBorders>
+              <w:top w:val="single" w:sz="12" w:color="FFFFFF"/>
+              <w:left w:val="single" w:sz="12" w:color="FFFFFF"/>
+              <w:bottom w:val="single" w:sz="12" w:color="FFFFFF"/>
+              <w:right w:val="single" w:sz="12" w:color="FFFFFF"/>
+            </w:tcBorders>
+            <w:vAlign w:val="center"/>
+            <w:tcMar>
+              <w:top w:w="40" w:type="dxa"/>
+              <w:left w:w="120" w:type="dxa"/>
+              <w:bottom w:w="40" w:type="dxa"/>
+              <w:right w:w="80" w:type="dxa"/>
+            </w:tcMar>
           </w:tcPr>
           <w:p>
+            <w:pPr>
+              <w:spacing w:before="0" w:after="0"/>
+              <w:jc w:val="both"/>
+            </w:pPr>
             <w:r>
               <w:rPr>
-                <w:sz w:val="17"/>
+                <w:sz w:val="16"/>
               </w:rPr>
               <w:t>Pipeline Capstone 02 (secuencial)</w:t>
             </w:r>
@@ -639,12 +1080,29 @@
         <w:tc>
           <w:tcPr>
             <w:tcW w:type="dxa" w:w="4076"/>
-            <w:shd w:val="clear" w:color="auto" w:fill="FFFFFF"/>
+            <w:shd w:val="clear" w:color="auto" w:fill="EAEAEA"/>
+            <w:tcBorders>
+              <w:top w:val="single" w:sz="12" w:color="FFFFFF"/>
+              <w:left w:val="single" w:sz="12" w:color="FFFFFF"/>
+              <w:bottom w:val="single" w:sz="12" w:color="FFFFFF"/>
+              <w:right w:val="single" w:sz="12" w:color="FFFFFF"/>
+            </w:tcBorders>
+            <w:vAlign w:val="center"/>
+            <w:tcMar>
+              <w:top w:w="40" w:type="dxa"/>
+              <w:left w:w="120" w:type="dxa"/>
+              <w:bottom w:w="40" w:type="dxa"/>
+              <w:right w:w="80" w:type="dxa"/>
+            </w:tcMar>
           </w:tcPr>
           <w:p>
+            <w:pPr>
+              <w:spacing w:before="0" w:after="0"/>
+              <w:jc w:val="center"/>
+            </w:pPr>
             <w:r>
               <w:rPr>
-                <w:sz w:val="17"/>
+                <w:sz w:val="16"/>
               </w:rPr>
               <w:t>~20–24 GB (pico)</w:t>
             </w:r>
@@ -703,7 +1161,7 @@
             <w:r>
               <w:rPr>
                 <w:rFonts w:ascii="Courier New" w:hAnsi="Courier New"/>
-                <w:sz w:val="17"/>
+                <w:sz w:val="16"/>
               </w:rPr>
               <w:t>jetson-mem</w:t>
             </w:r>
@@ -765,7 +1223,7 @@
             <w:r>
               <w:rPr>
                 <w:rFonts w:ascii="Courier New" w:hAnsi="Courier New"/>
-                <w:sz w:val="17"/>
+                <w:sz w:val="16"/>
               </w:rPr>
               <w:t>docker stop $(docker ps -q) &amp;&amp; sudo sync &amp;&amp; echo 3 | sudo tee /proc/sys/vm/drop_caches</w:t>
             </w:r>

--- a/book/docx-por-capitulo/parte-c.docx
+++ b/book/docx-por-capitulo/parte-c.docx
@@ -24,7 +24,7 @@
     <w:p>
       <w:pPr>
         <w:pStyle w:val="Endure-FirstParagraphBodyText"/>
-        <w:spacing w:before="100" w:after="100"/>
+        <w:spacing w:before="100" w:after="100" w:line="240" w:lineRule="auto"/>
       </w:pPr>
       <w:r>
         <w:rPr>
@@ -36,7 +36,7 @@
     <w:p>
       <w:pPr>
         <w:pStyle w:val="Endure-ChapterBodyText"/>
-        <w:spacing w:before="100" w:after="100"/>
+        <w:spacing w:before="100" w:after="100" w:line="240" w:lineRule="auto"/>
       </w:pPr>
       <w:r>
         <w:rPr>
@@ -81,7 +81,7 @@
           </w:tcPr>
           <w:p>
             <w:pPr>
-              <w:spacing w:before="0" w:after="0"/>
+              <w:spacing w:before="0" w:after="0" w:line="240" w:lineRule="auto"/>
               <w:jc w:val="center"/>
             </w:pPr>
             <w:r>
@@ -114,7 +114,7 @@
           </w:tcPr>
           <w:p>
             <w:pPr>
-              <w:spacing w:before="0" w:after="0"/>
+              <w:spacing w:before="0" w:after="0" w:line="240" w:lineRule="auto"/>
               <w:jc w:val="center"/>
             </w:pPr>
             <w:r>
@@ -147,7 +147,7 @@
           </w:tcPr>
           <w:p>
             <w:pPr>
-              <w:spacing w:before="0" w:after="0"/>
+              <w:spacing w:before="0" w:after="0" w:line="240" w:lineRule="auto"/>
               <w:jc w:val="center"/>
             </w:pPr>
             <w:r>
@@ -185,7 +185,7 @@
           </w:tcPr>
           <w:p>
             <w:pPr>
-              <w:spacing w:before="0" w:after="0"/>
+              <w:spacing w:before="0" w:after="0" w:line="240" w:lineRule="auto"/>
               <w:jc w:val="center"/>
             </w:pPr>
             <w:r>
@@ -216,7 +216,7 @@
           </w:tcPr>
           <w:p>
             <w:pPr>
-              <w:spacing w:before="0" w:after="0"/>
+              <w:spacing w:before="0" w:after="0" w:line="240" w:lineRule="auto"/>
               <w:jc w:val="center"/>
             </w:pPr>
             <w:r>
@@ -247,7 +247,7 @@
           </w:tcPr>
           <w:p>
             <w:pPr>
-              <w:spacing w:before="0" w:after="0"/>
+              <w:spacing w:before="0" w:after="0" w:line="240" w:lineRule="auto"/>
               <w:jc w:val="both"/>
             </w:pPr>
             <w:r>
@@ -283,7 +283,7 @@
           </w:tcPr>
           <w:p>
             <w:pPr>
-              <w:spacing w:before="0" w:after="0"/>
+              <w:spacing w:before="0" w:after="0" w:line="240" w:lineRule="auto"/>
               <w:jc w:val="center"/>
             </w:pPr>
             <w:r>
@@ -314,7 +314,7 @@
           </w:tcPr>
           <w:p>
             <w:pPr>
-              <w:spacing w:before="0" w:after="0"/>
+              <w:spacing w:before="0" w:after="0" w:line="240" w:lineRule="auto"/>
               <w:jc w:val="both"/>
             </w:pPr>
             <w:r>
@@ -345,7 +345,7 @@
           </w:tcPr>
           <w:p>
             <w:pPr>
-              <w:spacing w:before="0" w:after="0"/>
+              <w:spacing w:before="0" w:after="0" w:line="240" w:lineRule="auto"/>
               <w:jc w:val="both"/>
             </w:pPr>
             <w:r>
@@ -375,7 +375,7 @@
     <w:p>
       <w:pPr>
         <w:pStyle w:val="Endure-FirstParagraphBodyText"/>
-        <w:spacing w:before="100" w:after="100"/>
+        <w:spacing w:before="100" w:after="100" w:line="240" w:lineRule="auto"/>
       </w:pPr>
       <w:r>
         <w:rPr>
@@ -387,7 +387,7 @@
     <w:p>
       <w:pPr>
         <w:pStyle w:val="Endure-ChapterBodyText"/>
-        <w:spacing w:before="100" w:after="100"/>
+        <w:spacing w:before="100" w:after="100" w:line="240" w:lineRule="auto"/>
       </w:pPr>
       <w:r>
         <w:rPr>
@@ -400,7 +400,7 @@
     <w:p>
       <w:pPr>
         <w:pStyle w:val="Endure-ChapterBodyText"/>
-        <w:spacing w:before="40" w:after="40"/>
+        <w:spacing w:before="40" w:after="40" w:line="240" w:lineRule="auto"/>
         <w:ind w:left="360" w:hanging="216"/>
       </w:pPr>
       <w:r>
@@ -419,7 +419,7 @@
     <w:p>
       <w:pPr>
         <w:pStyle w:val="Endure-ChapterBodyText"/>
-        <w:spacing w:before="40" w:after="40"/>
+        <w:spacing w:before="40" w:after="40" w:line="240" w:lineRule="auto"/>
         <w:ind w:left="360" w:hanging="216"/>
       </w:pPr>
       <w:r>
@@ -438,7 +438,7 @@
     <w:p>
       <w:pPr>
         <w:pStyle w:val="Endure-ChapterBodyText"/>
-        <w:spacing w:before="40" w:after="40"/>
+        <w:spacing w:before="40" w:after="40" w:line="240" w:lineRule="auto"/>
         <w:ind w:left="360" w:hanging="216"/>
       </w:pPr>
       <w:r>
@@ -457,7 +457,7 @@
     <w:p>
       <w:pPr>
         <w:pStyle w:val="Endure-ChapterBodyText"/>
-        <w:spacing w:before="40" w:after="40"/>
+        <w:spacing w:before="40" w:after="40" w:line="240" w:lineRule="auto"/>
         <w:ind w:left="360" w:hanging="216"/>
       </w:pPr>
       <w:r>
@@ -476,7 +476,7 @@
     <w:p>
       <w:pPr>
         <w:pStyle w:val="Endure-ChapterBodyText"/>
-        <w:spacing w:before="40" w:after="40"/>
+        <w:spacing w:before="40" w:after="40" w:line="240" w:lineRule="auto"/>
         <w:ind w:left="360" w:hanging="216"/>
       </w:pPr>
       <w:r>
@@ -500,7 +500,7 @@
     <w:p>
       <w:pPr>
         <w:pStyle w:val="Endure-ChapterBodyText"/>
-        <w:spacing w:before="100" w:after="100"/>
+        <w:spacing w:before="100" w:after="100" w:line="240" w:lineRule="auto"/>
       </w:pPr>
       <w:r>
         <w:rPr>
@@ -513,7 +513,7 @@
     <w:p>
       <w:pPr>
         <w:pStyle w:val="Endure-ChapterBodyText"/>
-        <w:spacing w:before="40" w:after="40"/>
+        <w:spacing w:before="40" w:after="40" w:line="240" w:lineRule="auto"/>
         <w:ind w:left="360" w:hanging="216"/>
       </w:pPr>
       <w:r>
@@ -532,7 +532,7 @@
     <w:p>
       <w:pPr>
         <w:pStyle w:val="Endure-ChapterBodyText"/>
-        <w:spacing w:before="40" w:after="40"/>
+        <w:spacing w:before="40" w:after="40" w:line="240" w:lineRule="auto"/>
         <w:ind w:left="360" w:hanging="216"/>
       </w:pPr>
       <w:r>
@@ -551,7 +551,7 @@
     <w:p>
       <w:pPr>
         <w:pStyle w:val="Endure-ChapterBodyText"/>
-        <w:spacing w:before="40" w:after="40"/>
+        <w:spacing w:before="40" w:after="40" w:line="240" w:lineRule="auto"/>
         <w:ind w:left="360" w:hanging="216"/>
       </w:pPr>
       <w:r>
@@ -570,7 +570,7 @@
     <w:p>
       <w:pPr>
         <w:pStyle w:val="Endure-ChapterBodyText"/>
-        <w:spacing w:before="40" w:after="40"/>
+        <w:spacing w:before="40" w:after="40" w:line="240" w:lineRule="auto"/>
         <w:ind w:left="360" w:hanging="216"/>
       </w:pPr>
       <w:r>
@@ -616,7 +616,7 @@
     <w:p>
       <w:pPr>
         <w:pStyle w:val="Endure-FirstParagraphBodyText"/>
-        <w:spacing w:before="100" w:after="100"/>
+        <w:spacing w:before="100" w:after="100" w:line="240" w:lineRule="auto"/>
       </w:pPr>
       <w:r>
         <w:rPr>
@@ -660,7 +660,7 @@
           </w:tcPr>
           <w:p>
             <w:pPr>
-              <w:spacing w:before="0" w:after="0"/>
+              <w:spacing w:before="0" w:after="0" w:line="240" w:lineRule="auto"/>
               <w:jc w:val="center"/>
             </w:pPr>
             <w:r>
@@ -693,7 +693,7 @@
           </w:tcPr>
           <w:p>
             <w:pPr>
-              <w:spacing w:before="0" w:after="0"/>
+              <w:spacing w:before="0" w:after="0" w:line="240" w:lineRule="auto"/>
               <w:jc w:val="center"/>
             </w:pPr>
             <w:r>
@@ -731,7 +731,7 @@
           </w:tcPr>
           <w:p>
             <w:pPr>
-              <w:spacing w:before="0" w:after="0"/>
+              <w:spacing w:before="0" w:after="0" w:line="240" w:lineRule="auto"/>
               <w:jc w:val="center"/>
             </w:pPr>
             <w:r>
@@ -762,7 +762,7 @@
           </w:tcPr>
           <w:p>
             <w:pPr>
-              <w:spacing w:before="0" w:after="0"/>
+              <w:spacing w:before="0" w:after="0" w:line="240" w:lineRule="auto"/>
               <w:jc w:val="center"/>
             </w:pPr>
             <w:r>
@@ -798,7 +798,7 @@
           </w:tcPr>
           <w:p>
             <w:pPr>
-              <w:spacing w:before="0" w:after="0"/>
+              <w:spacing w:before="0" w:after="0" w:line="240" w:lineRule="auto"/>
               <w:jc w:val="center"/>
             </w:pPr>
             <w:r>
@@ -829,7 +829,7 @@
           </w:tcPr>
           <w:p>
             <w:pPr>
-              <w:spacing w:before="0" w:after="0"/>
+              <w:spacing w:before="0" w:after="0" w:line="240" w:lineRule="auto"/>
               <w:jc w:val="center"/>
             </w:pPr>
             <w:r>
@@ -865,7 +865,7 @@
           </w:tcPr>
           <w:p>
             <w:pPr>
-              <w:spacing w:before="0" w:after="0"/>
+              <w:spacing w:before="0" w:after="0" w:line="240" w:lineRule="auto"/>
               <w:jc w:val="center"/>
             </w:pPr>
             <w:r>
@@ -896,7 +896,7 @@
           </w:tcPr>
           <w:p>
             <w:pPr>
-              <w:spacing w:before="0" w:after="0"/>
+              <w:spacing w:before="0" w:after="0" w:line="240" w:lineRule="auto"/>
               <w:jc w:val="center"/>
             </w:pPr>
             <w:r>
@@ -932,7 +932,7 @@
           </w:tcPr>
           <w:p>
             <w:pPr>
-              <w:spacing w:before="0" w:after="0"/>
+              <w:spacing w:before="0" w:after="0" w:line="240" w:lineRule="auto"/>
               <w:jc w:val="center"/>
             </w:pPr>
             <w:r>
@@ -963,7 +963,7 @@
           </w:tcPr>
           <w:p>
             <w:pPr>
-              <w:spacing w:before="0" w:after="0"/>
+              <w:spacing w:before="0" w:after="0" w:line="240" w:lineRule="auto"/>
               <w:jc w:val="center"/>
             </w:pPr>
             <w:r>
@@ -999,7 +999,7 @@
           </w:tcPr>
           <w:p>
             <w:pPr>
-              <w:spacing w:before="0" w:after="0"/>
+              <w:spacing w:before="0" w:after="0" w:line="240" w:lineRule="auto"/>
               <w:jc w:val="center"/>
             </w:pPr>
             <w:r>
@@ -1030,7 +1030,7 @@
           </w:tcPr>
           <w:p>
             <w:pPr>
-              <w:spacing w:before="0" w:after="0"/>
+              <w:spacing w:before="0" w:after="0" w:line="240" w:lineRule="auto"/>
               <w:jc w:val="center"/>
             </w:pPr>
             <w:r>
@@ -1066,7 +1066,7 @@
           </w:tcPr>
           <w:p>
             <w:pPr>
-              <w:spacing w:before="0" w:after="0"/>
+              <w:spacing w:before="0" w:after="0" w:line="240" w:lineRule="auto"/>
               <w:jc w:val="both"/>
             </w:pPr>
             <w:r>
@@ -1097,7 +1097,7 @@
           </w:tcPr>
           <w:p>
             <w:pPr>
-              <w:spacing w:before="0" w:after="0"/>
+              <w:spacing w:before="0" w:after="0" w:line="240" w:lineRule="auto"/>
               <w:jc w:val="center"/>
             </w:pPr>
             <w:r>
@@ -1241,6 +1241,11 @@
     </w:p>
     <w:sectPr>
       <w:footerReference w:type="first" r:id="rId43"/>
+      <w:headerReference w:type="default" r:id="rId46"/>
+      <w:footerReference w:type="default" r:id="rId47"/>
+      <w:headerReference w:type="even" r:id="rId48"/>
+      <w:footerReference w:type="even" r:id="rId49"/>
+      <w:headerReference w:type="first" r:id="rId50"/>
       <w:type w:val="nextColumn"/>
       <w:pgSz w:w="10080" w:h="14400"/>
       <w:pgMar w:top="794" w:right="851" w:bottom="794" w:left="1077" w:header="454" w:footer="454" w:gutter="0"/>
@@ -2485,6 +2490,26 @@
 </w:ftr>
 </file>
 
+<file path=word/footer34.xml><?xml version="1.0" encoding="utf-8"?>
+<w:ftr xmlns:m="http://schemas.openxmlformats.org/officeDocument/2006/math" xmlns:mc="http://schemas.openxmlformats.org/markup-compatibility/2006" xmlns:mo="http://schemas.microsoft.com/office/mac/office/2008/main" xmlns:mv="urn:schemas-microsoft-com:mac:vml" xmlns:o="urn:schemas-microsoft-com:office:office" xmlns:r="http://schemas.openxmlformats.org/officeDocument/2006/relationships" xmlns:v="urn:schemas-microsoft-com:vml" xmlns:w10="urn:schemas-microsoft-com:office:word" xmlns:w14="http://schemas.microsoft.com/office/word/2010/wordml" xmlns:w="http://schemas.openxmlformats.org/wordprocessingml/2006/main" xmlns:wne="http://schemas.microsoft.com/office/word/2006/wordml" xmlns:wp14="http://schemas.microsoft.com/office/word/2010/wordprocessingDrawing" xmlns:wp="http://schemas.openxmlformats.org/drawingml/2006/wordprocessingDrawing" xmlns:wpc="http://schemas.microsoft.com/office/word/2010/wordprocessingCanvas" xmlns:wpg="http://schemas.microsoft.com/office/word/2010/wordprocessingGroup" xmlns:wpi="http://schemas.microsoft.com/office/word/2010/wordprocessingInk" xmlns:wps="http://schemas.microsoft.com/office/word/2010/wordprocessingShape" mc:Ignorable="w14 wp14">
+  <w:p>
+    <w:pPr>
+      <w:pStyle w:val="Footer"/>
+    </w:pPr>
+  </w:p>
+</w:ftr>
+</file>
+
+<file path=word/footer35.xml><?xml version="1.0" encoding="utf-8"?>
+<w:ftr xmlns:m="http://schemas.openxmlformats.org/officeDocument/2006/math" xmlns:mc="http://schemas.openxmlformats.org/markup-compatibility/2006" xmlns:mo="http://schemas.microsoft.com/office/mac/office/2008/main" xmlns:mv="urn:schemas-microsoft-com:mac:vml" xmlns:o="urn:schemas-microsoft-com:office:office" xmlns:r="http://schemas.openxmlformats.org/officeDocument/2006/relationships" xmlns:v="urn:schemas-microsoft-com:vml" xmlns:w10="urn:schemas-microsoft-com:office:word" xmlns:w14="http://schemas.microsoft.com/office/word/2010/wordml" xmlns:w="http://schemas.openxmlformats.org/wordprocessingml/2006/main" xmlns:wne="http://schemas.microsoft.com/office/word/2006/wordml" xmlns:wp14="http://schemas.microsoft.com/office/word/2010/wordprocessingDrawing" xmlns:wp="http://schemas.openxmlformats.org/drawingml/2006/wordprocessingDrawing" xmlns:wpc="http://schemas.microsoft.com/office/word/2010/wordprocessingCanvas" xmlns:wpg="http://schemas.microsoft.com/office/word/2010/wordprocessingGroup" xmlns:wpi="http://schemas.microsoft.com/office/word/2010/wordprocessingInk" xmlns:wps="http://schemas.microsoft.com/office/word/2010/wordprocessingShape" mc:Ignorable="w14 wp14">
+  <w:p>
+    <w:pPr>
+      <w:pStyle w:val="Footer"/>
+    </w:pPr>
+  </w:p>
+</w:ftr>
+</file>
+
 <file path=word/footer4.xml><?xml version="1.0" encoding="utf-8"?>
 <w:ftr xmlns:wpc="http://schemas.microsoft.com/office/word/2010/wordprocessingCanvas" xmlns:cx="http://schemas.microsoft.com/office/drawing/2014/chartex" xmlns:cx1="http://schemas.microsoft.com/office/drawing/2015/9/8/chartex" xmlns:cx2="http://schemas.microsoft.com/office/drawing/2015/10/21/chartex" xmlns:cx3="http://schemas.microsoft.com/office/drawing/2016/5/9/chartex" xmlns:cx4="http://schemas.microsoft.com/office/drawing/2016/5/10/chartex" xmlns:cx5="http://schemas.microsoft.com/office/drawing/2016/5/11/chartex" xmlns:cx6="http://schemas.microsoft.com/office/drawing/2016/5/12/chartex" xmlns:cx7="http://schemas.microsoft.com/office/drawing/2016/5/13/chartex" xmlns:cx8="http://schemas.microsoft.com/office/drawing/2016/5/14/chartex" xmlns:mc="http://schemas.openxmlformats.org/markup-compatibility/2006" xmlns:aink="http://schemas.microsoft.com/office/drawing/2016/ink" xmlns:am3d="http://schemas.microsoft.com/office/drawing/2017/model3d" xmlns:o="urn:schemas-microsoft-com:office:office" xmlns:oel="http://schemas.microsoft.com/office/2019/extlst" xmlns:r="http://schemas.openxmlformats.org/officeDocument/2006/relationships" xmlns:m="http://schemas.openxmlformats.org/officeDocument/2006/math" xmlns:v="urn:schemas-microsoft-com:vml" xmlns:wp14="http://schemas.microsoft.com/office/word/2010/wordprocessingDrawing" xmlns:wp="http://schemas.openxmlformats.org/drawingml/2006/wordprocessingDrawing" xmlns:w10="urn:schemas-microsoft-com:office:word" xmlns:w="http://schemas.openxmlformats.org/wordprocessingml/2006/main" xmlns:w14="http://schemas.microsoft.com/office/word/2010/wordml" xmlns:w15="http://schemas.microsoft.com/office/word/2012/wordml" xmlns:w16cex="http://schemas.microsoft.com/office/word/2018/wordml/cex" xmlns:w16cid="http://schemas.microsoft.com/office/word/2016/wordml/cid" xmlns:w16="http://schemas.microsoft.com/office/word/2018/wordml" xmlns:w16du="http://schemas.microsoft.com/office/word/2023/wordml/word16du" xmlns:w16sdtdh="http://schemas.microsoft.com/office/word/2020/wordml/sdtdatahash" xmlns:w16sdtfl="http://schemas.microsoft.com/office/word/2024/wordml/sdtformatlock" xmlns:w16se="http://schemas.microsoft.com/office/word/2015/wordml/symex" xmlns:wpg="http://schemas.microsoft.com/office/word/2010/wordprocessingGroup" xmlns:wpi="http://schemas.microsoft.com/office/word/2010/wordprocessingInk" xmlns:wne="http://schemas.microsoft.com/office/word/2006/wordml" xmlns:wps="http://schemas.microsoft.com/office/word/2010/wordprocessingShape" mc:Ignorable="w14 w15 w16se w16cid w16 w16cex w16sdtdh w16sdtfl w16du wp14">
   <w:p>
@@ -2742,6 +2767,36 @@
     <w:r>
       <w:t>TÍTULO DEL LIBRO</w:t>
     </w:r>
+  </w:p>
+</w:hdr>
+</file>
+
+<file path=word/header3.xml><?xml version="1.0" encoding="utf-8"?>
+<w:hdr xmlns:m="http://schemas.openxmlformats.org/officeDocument/2006/math" xmlns:mc="http://schemas.openxmlformats.org/markup-compatibility/2006" xmlns:mo="http://schemas.microsoft.com/office/mac/office/2008/main" xmlns:mv="urn:schemas-microsoft-com:mac:vml" xmlns:o="urn:schemas-microsoft-com:office:office" xmlns:r="http://schemas.openxmlformats.org/officeDocument/2006/relationships" xmlns:v="urn:schemas-microsoft-com:vml" xmlns:w10="urn:schemas-microsoft-com:office:word" xmlns:w14="http://schemas.microsoft.com/office/word/2010/wordml" xmlns:w="http://schemas.openxmlformats.org/wordprocessingml/2006/main" xmlns:wne="http://schemas.microsoft.com/office/word/2006/wordml" xmlns:wp14="http://schemas.microsoft.com/office/word/2010/wordprocessingDrawing" xmlns:wp="http://schemas.openxmlformats.org/drawingml/2006/wordprocessingDrawing" xmlns:wpc="http://schemas.microsoft.com/office/word/2010/wordprocessingCanvas" xmlns:wpg="http://schemas.microsoft.com/office/word/2010/wordprocessingGroup" xmlns:wpi="http://schemas.microsoft.com/office/word/2010/wordprocessingInk" xmlns:wps="http://schemas.microsoft.com/office/word/2010/wordprocessingShape" mc:Ignorable="w14 wp14">
+  <w:p>
+    <w:pPr>
+      <w:pStyle w:val="Header"/>
+    </w:pPr>
+  </w:p>
+</w:hdr>
+</file>
+
+<file path=word/header4.xml><?xml version="1.0" encoding="utf-8"?>
+<w:hdr xmlns:m="http://schemas.openxmlformats.org/officeDocument/2006/math" xmlns:mc="http://schemas.openxmlformats.org/markup-compatibility/2006" xmlns:mo="http://schemas.microsoft.com/office/mac/office/2008/main" xmlns:mv="urn:schemas-microsoft-com:mac:vml" xmlns:o="urn:schemas-microsoft-com:office:office" xmlns:r="http://schemas.openxmlformats.org/officeDocument/2006/relationships" xmlns:v="urn:schemas-microsoft-com:vml" xmlns:w10="urn:schemas-microsoft-com:office:word" xmlns:w14="http://schemas.microsoft.com/office/word/2010/wordml" xmlns:w="http://schemas.openxmlformats.org/wordprocessingml/2006/main" xmlns:wne="http://schemas.microsoft.com/office/word/2006/wordml" xmlns:wp14="http://schemas.microsoft.com/office/word/2010/wordprocessingDrawing" xmlns:wp="http://schemas.openxmlformats.org/drawingml/2006/wordprocessingDrawing" xmlns:wpc="http://schemas.microsoft.com/office/word/2010/wordprocessingCanvas" xmlns:wpg="http://schemas.microsoft.com/office/word/2010/wordprocessingGroup" xmlns:wpi="http://schemas.microsoft.com/office/word/2010/wordprocessingInk" xmlns:wps="http://schemas.microsoft.com/office/word/2010/wordprocessingShape" mc:Ignorable="w14 wp14">
+  <w:p>
+    <w:pPr>
+      <w:pStyle w:val="Header"/>
+    </w:pPr>
+  </w:p>
+</w:hdr>
+</file>
+
+<file path=word/header5.xml><?xml version="1.0" encoding="utf-8"?>
+<w:hdr xmlns:m="http://schemas.openxmlformats.org/officeDocument/2006/math" xmlns:mc="http://schemas.openxmlformats.org/markup-compatibility/2006" xmlns:mo="http://schemas.microsoft.com/office/mac/office/2008/main" xmlns:mv="urn:schemas-microsoft-com:mac:vml" xmlns:o="urn:schemas-microsoft-com:office:office" xmlns:r="http://schemas.openxmlformats.org/officeDocument/2006/relationships" xmlns:v="urn:schemas-microsoft-com:vml" xmlns:w10="urn:schemas-microsoft-com:office:word" xmlns:w14="http://schemas.microsoft.com/office/word/2010/wordml" xmlns:w="http://schemas.openxmlformats.org/wordprocessingml/2006/main" xmlns:wne="http://schemas.microsoft.com/office/word/2006/wordml" xmlns:wp14="http://schemas.microsoft.com/office/word/2010/wordprocessingDrawing" xmlns:wp="http://schemas.openxmlformats.org/drawingml/2006/wordprocessingDrawing" xmlns:wpc="http://schemas.microsoft.com/office/word/2010/wordprocessingCanvas" xmlns:wpg="http://schemas.microsoft.com/office/word/2010/wordprocessingGroup" xmlns:wpi="http://schemas.microsoft.com/office/word/2010/wordprocessingInk" xmlns:wps="http://schemas.microsoft.com/office/word/2010/wordprocessingShape" mc:Ignorable="w14 wp14">
+  <w:p>
+    <w:pPr>
+      <w:pStyle w:val="Header"/>
+    </w:pPr>
   </w:p>
 </w:hdr>
 </file>
